--- a/writing/table_of_contents.docx
+++ b/writing/table_of_contents.docx
@@ -5,7 +5,7 @@
     <w:p>
       <w:pPr>
         <w:pStyle w:val="NormalWeb"/>
-        <w:spacing w:after="0" w:afterAutospacing="0" w:line="360" w:lineRule="auto"/>
+        <w:spacing w:before="0" w:beforeAutospacing="0" w:after="0" w:afterAutospacing="0" w:line="360" w:lineRule="auto"/>
         <w:jc w:val="center"/>
         <w:rPr>
           <w:rFonts w:ascii="Arial" w:hAnsi="Arial" w:cs="Arial"/>
@@ -24,7 +24,7 @@
           <wp:inline distT="0" distB="0" distL="0" distR="0">
             <wp:extent cx="2879604" cy="1440183"/>
             <wp:effectExtent l="0" t="0" r="0" b="7620"/>
-            <wp:docPr id="6" name="Picture 6"/>
+            <wp:docPr id="1" name="Picture 1"/>
             <wp:cNvGraphicFramePr>
               <a:graphicFrameLocks xmlns:a="http://schemas.openxmlformats.org/drawingml/2006/main" noChangeAspect="1"/>
             </wp:cNvGraphicFramePr>
@@ -32,7 +32,7 @@
               <a:graphicData uri="http://schemas.openxmlformats.org/drawingml/2006/picture">
                 <pic:pic xmlns:pic="http://schemas.openxmlformats.org/drawingml/2006/picture">
                   <pic:nvPicPr>
-                    <pic:cNvPr id="6" name="table_of_contents.png"/>
+                    <pic:cNvPr id="1" name="table_of_contents.png"/>
                     <pic:cNvPicPr/>
                   </pic:nvPicPr>
                   <pic:blipFill>
@@ -64,69 +64,54 @@
         <w:jc w:val="both"/>
         <w:rPr>
           <w:rFonts w:ascii="Arial" w:hAnsi="Arial" w:cs="Arial"/>
-          <w:sz w:val="22"/>
-          <w:szCs w:val="22"/>
+          <w:sz w:val="20"/>
+          <w:szCs w:val="20"/>
         </w:rPr>
       </w:pPr>
       <w:r>
         <w:rPr>
           <w:rFonts w:ascii="Arial" w:hAnsi="Arial" w:cs="Arial"/>
-          <w:sz w:val="22"/>
-          <w:szCs w:val="22"/>
+          <w:sz w:val="20"/>
+          <w:szCs w:val="20"/>
         </w:rPr>
-        <w:t>The one</w:t>
+        <w:t>Using economic, environmental, and safety metrics, we demonstrate that the one</w:t>
       </w:r>
       <w:r>
         <w:rPr>
           <w:rFonts w:ascii="Arial" w:hAnsi="Arial" w:cs="Arial"/>
-          <w:sz w:val="22"/>
-          <w:szCs w:val="22"/>
+          <w:sz w:val="20"/>
+          <w:szCs w:val="20"/>
         </w:rPr>
         <w:noBreakHyphen/>
-        <w:t>step ammonia oxidation proce</w:t>
+        <w:t>step direct ammonia oxidation synthesis outperforms the conventional</w:t>
       </w:r>
       <w:bookmarkStart w:id="0" w:name="_GoBack"/>
       <w:bookmarkEnd w:id="0"/>
       <w:r>
         <w:rPr>
           <w:rFonts w:ascii="Arial" w:hAnsi="Arial" w:cs="Arial"/>
-          <w:sz w:val="22"/>
-          <w:szCs w:val="22"/>
+          <w:sz w:val="20"/>
+          <w:szCs w:val="20"/>
         </w:rPr>
-        <w:t>ss reduce</w:t>
+        <w:t xml:space="preserve"> five</w:t>
       </w:r>
       <w:r>
         <w:rPr>
           <w:rFonts w:ascii="Arial" w:hAnsi="Arial" w:cs="Arial"/>
-          <w:sz w:val="22"/>
-          <w:szCs w:val="22"/>
+          <w:sz w:val="20"/>
+          <w:szCs w:val="20"/>
         </w:rPr>
-        <w:t>s</w:t>
+        <w:noBreakHyphen/>
+        <w:t>step route for nitrous oxide production and hydrogen peroxide as a mono</w:t>
       </w:r>
       <w:r>
         <w:rPr>
           <w:rFonts w:ascii="Arial" w:hAnsi="Arial" w:cs="Arial"/>
-          <w:sz w:val="22"/>
-          <w:szCs w:val="22"/>
+          <w:sz w:val="20"/>
+          <w:szCs w:val="20"/>
         </w:rPr>
-        <w:t xml:space="preserve"> N</w:t>
-      </w:r>
-      <w:r>
-        <w:rPr>
-          <w:rFonts w:ascii="Arial" w:hAnsi="Arial" w:cs="Arial"/>
-          <w:sz w:val="22"/>
-          <w:szCs w:val="22"/>
-          <w:vertAlign w:val="subscript"/>
-        </w:rPr>
-        <w:t>2</w:t>
-      </w:r>
-      <w:r>
-        <w:rPr>
-          <w:rFonts w:ascii="Arial" w:hAnsi="Arial" w:cs="Arial"/>
-          <w:sz w:val="22"/>
-          <w:szCs w:val="22"/>
-        </w:rPr>
-        <w:t>O production costs and carbon footprint by 20%, outperforming traditional ammonium nitrate decomposition with enhanced safety and sustainability.</w:t>
+        <w:noBreakHyphen/>
+        <w:t>oxygen donor, enabling key applications such as phenol production.</w:t>
       </w:r>
     </w:p>
     <w:sectPr>
